--- a/deliveries/cases/EN/3.docx
+++ b/deliveries/cases/EN/3.docx
@@ -1779,21 +1779,7 @@
                 <w:rStyle w:val="Hyperlink"/>
                 <w:noProof/>
               </w:rPr>
-              <w:t>Interested parties &amp; require</w:t>
-            </w:r>
-            <w:r>
-              <w:rPr>
-                <w:rStyle w:val="Hyperlink"/>
-                <w:noProof/>
-              </w:rPr>
-              <w:t>m</w:t>
-            </w:r>
-            <w:r>
-              <w:rPr>
-                <w:rStyle w:val="Hyperlink"/>
-                <w:noProof/>
-              </w:rPr>
-              <w:t>ents</w:t>
+              <w:t>Interested parties &amp; requirements</w:t>
             </w:r>
             <w:r>
               <w:rPr>
@@ -5164,13 +5150,13 @@
       <w:r>
         <w:rPr>
           <w:noProof/>
-          <w:lang w:eastAsia="en-US"/>
+          <w:lang w:val="fr-BE" w:eastAsia="fr-BE"/>
         </w:rPr>
         <w:drawing>
-          <wp:inline distT="0" distB="0" distL="0" distR="0" wp14:anchorId="088699BC" wp14:editId="2EC4724D">
-            <wp:extent cx="5390582" cy="5143500"/>
-            <wp:effectExtent l="0" t="0" r="635" b="0"/>
-            <wp:docPr id="2" name="Picture 2"/>
+          <wp:inline distT="0" distB="0" distL="0" distR="0" wp14:anchorId="25C2498B" wp14:editId="298C23E7">
+            <wp:extent cx="4947684" cy="4610366"/>
+            <wp:effectExtent l="0" t="0" r="5715" b="0"/>
+            <wp:docPr id="1525512726" name="Picture 1"/>
             <wp:cNvGraphicFramePr>
               <a:graphicFrameLocks xmlns:a="http://schemas.openxmlformats.org/drawingml/2006/main" noChangeAspect="1"/>
             </wp:cNvGraphicFramePr>
@@ -5178,7 +5164,7 @@
               <a:graphicData uri="http://schemas.openxmlformats.org/drawingml/2006/picture">
                 <pic:pic xmlns:pic="http://schemas.openxmlformats.org/drawingml/2006/picture">
                   <pic:nvPicPr>
-                    <pic:cNvPr id="1" name=""/>
+                    <pic:cNvPr id="1525512726" name=""/>
                     <pic:cNvPicPr/>
                   </pic:nvPicPr>
                   <pic:blipFill>
@@ -5190,7 +5176,7 @@
                   <pic:spPr>
                     <a:xfrm>
                       <a:off x="0" y="0"/>
-                      <a:ext cx="5434731" cy="5185625"/>
+                      <a:ext cx="5036287" cy="4692928"/>
                     </a:xfrm>
                     <a:prstGeom prst="rect">
                       <a:avLst/>
@@ -5204,6 +5190,17 @@
       </w:r>
     </w:p>
     <w:p>
+      <w:pPr>
+        <w:tabs>
+          <w:tab w:val="center" w:pos="4833"/>
+        </w:tabs>
+        <w:jc w:val="center"/>
+        <w:rPr>
+          <w:lang w:val="fr-LU"/>
+        </w:rPr>
+      </w:pPr>
+    </w:p>
+    <w:p>
       <w:r>
         <w:lastRenderedPageBreak/>
         <w:t xml:space="preserve">MONARC simplifies risk management by offering a risk management solution as well as information security governance, based on industry standards. It allows for analysis from existing and </w:t>
@@ -5485,16 +5482,16 @@
         </w:numPr>
         <w:ind w:left="709"/>
       </w:pPr>
-      <w:bookmarkStart w:id="24" w:name="_Toc354489474"/>
-      <w:bookmarkStart w:id="25" w:name="_Toc511719501"/>
-      <w:bookmarkStart w:id="26" w:name="_Toc354489475"/>
-      <w:bookmarkStart w:id="27" w:name="_Toc230360230"/>
-      <w:bookmarkStart w:id="28" w:name="_Toc230371283"/>
+      <w:bookmarkStart w:id="24" w:name="_Toc230360230"/>
+      <w:bookmarkStart w:id="25" w:name="_Toc230371283"/>
+      <w:bookmarkStart w:id="26" w:name="_Toc354489474"/>
+      <w:bookmarkStart w:id="27" w:name="_Toc511719501"/>
+      <w:bookmarkStart w:id="28" w:name="_Toc354489475"/>
       <w:r>
         <w:t>Risk analysis context</w:t>
       </w:r>
-      <w:bookmarkEnd w:id="27"/>
-      <w:bookmarkEnd w:id="28"/>
+      <w:bookmarkEnd w:id="24"/>
+      <w:bookmarkEnd w:id="25"/>
     </w:p>
     <w:p>
       <w:r>
@@ -5542,8 +5539,8 @@
       <w:r>
         <w:t>Definition of the risk evaluation criteria</w:t>
       </w:r>
-      <w:bookmarkEnd w:id="24"/>
-      <w:bookmarkEnd w:id="25"/>
+      <w:bookmarkEnd w:id="26"/>
+      <w:bookmarkEnd w:id="27"/>
       <w:bookmarkEnd w:id="31"/>
     </w:p>
     <w:p>
@@ -5573,7 +5570,7 @@
       </w:pPr>
       <w:bookmarkStart w:id="34" w:name="_Toc511719502"/>
       <w:bookmarkStart w:id="35" w:name="_Toc230371287"/>
-      <w:bookmarkEnd w:id="26"/>
+      <w:bookmarkEnd w:id="28"/>
       <w:r>
         <w:t>Impact scale</w:t>
       </w:r>
